--- a/static/downloads/en/docx/layer-5/operations-manual.docx
+++ b/static/downloads/en/docx/layer-5/operations-manual.docx
@@ -87,7 +87,7 @@
         <w:t xml:space="preserve"> </w:t>
       </w:r>
       <w:r>
-        <w:t xml:space="preserve">2026-04-28</w:t>
+        <w:t xml:space="preserve">2026-04-29</w:t>
       </w:r>
     </w:p>
     <w:p>

--- a/static/downloads/en/docx/layer-5/operations-manual.docx
+++ b/static/downloads/en/docx/layer-5/operations-manual.docx
@@ -87,7 +87,7 @@
         <w:t xml:space="preserve"> </w:t>
       </w:r>
       <w:r>
-        <w:t xml:space="preserve">2026-06-26</w:t>
+        <w:t xml:space="preserve">2026-07-07</w:t>
       </w:r>
     </w:p>
     <w:p>
@@ -373,8 +373,14 @@
     </w:p>
     <w:p>
       <w:pPr>
-        <w:pStyle w:val="BlockText"/>
-      </w:pPr>
+        <w:pStyle w:val="BodyText"/>
+      </w:pPr>
+      <w:r>
+        <w:t xml:space="preserve">&gt;</w:t>
+      </w:r>
+      <w:r>
+        <w:t xml:space="preserve"> </w:t>
+      </w:r>
       <w:r>
         <w:rPr>
           <w:b/>
@@ -382,19 +388,29 @@
         </w:rPr>
         <w:t xml:space="preserve">Rationale — Why document critical processes</w:t>
       </w:r>
-    </w:p>
-    <w:p>
-      <w:pPr>
-        <w:pStyle w:val="BlockText"/>
-      </w:pPr>
-      <w:r>
-        <w:t xml:space="preserve">If a process only lives in one person’s head, the community depends on that person showing up — forever. Writing the critical processes down, with named owners, is what converts private knowledge into a community asset that survives handovers, absences, and exits.</w:t>
-      </w:r>
-    </w:p>
-    <w:p>
-      <w:pPr>
-        <w:pStyle w:val="BlockText"/>
-      </w:pPr>
+      <w:r>
+        <w:t xml:space="preserve"> </w:t>
+      </w:r>
+      <w:r>
+        <w:t xml:space="preserve">&gt;</w:t>
+      </w:r>
+      <w:r>
+        <w:t xml:space="preserve"> </w:t>
+      </w:r>
+      <w:r>
+        <w:t xml:space="preserve">&gt; If a process only lives in one person’s head, the community depends on that person showing up — forever. Writing the critical processes down, with named owners, is what converts private knowledge into a community asset that survives handovers, absences, and exits.</w:t>
+      </w:r>
+    </w:p>
+    <w:p>
+      <w:pPr>
+        <w:pStyle w:val="BodyText"/>
+      </w:pPr>
+      <w:r>
+        <w:t xml:space="preserve">&gt;</w:t>
+      </w:r>
+      <w:r>
+        <w:t xml:space="preserve"> </w:t>
+      </w:r>
       <w:r>
         <w:rPr>
           <w:b/>
@@ -402,13 +418,17 @@
         </w:rPr>
         <w:t xml:space="preserve">Instructions — How to fill this in</w:t>
       </w:r>
-    </w:p>
-    <w:p>
-      <w:pPr>
-        <w:pStyle w:val="BlockText"/>
-      </w:pPr>
-      <w:r>
-        <w:t xml:space="preserve">For every recurring critical process (onboarding, exit, proposal publication, contribution recording, meeting cadence, treasury management, platform access review), name an owner and a brief description.</w:t>
+      <w:r>
+        <w:t xml:space="preserve"> </w:t>
+      </w:r>
+      <w:r>
+        <w:t xml:space="preserve">&gt;</w:t>
+      </w:r>
+      <w:r>
+        <w:t xml:space="preserve"> </w:t>
+      </w:r>
+      <w:r>
+        <w:t xml:space="preserve">&gt; For every recurring critical process (onboarding, exit, proposal publication, contribution recording, meeting cadence, treasury management, platform access review), name an owner and a brief description.</w:t>
       </w:r>
     </w:p>
     <w:tbl>
@@ -467,14 +487,28 @@
             <w:pPr>
               <w:pStyle w:val="Compact"/>
             </w:pPr>
-          </w:p>
-        </w:tc>
-        <w:tc>
-          <w:tcPr/>
-          <w:p>
-            <w:pPr>
-              <w:pStyle w:val="Compact"/>
-            </w:pPr>
+            <w:r>
+              <w:rPr>
+                <w:i/>
+                <w:iCs/>
+              </w:rPr>
+              <w:t xml:space="preserve">&lt;Member onboarding&gt;</w:t>
+            </w:r>
+          </w:p>
+        </w:tc>
+        <w:tc>
+          <w:tcPr/>
+          <w:p>
+            <w:pPr>
+              <w:pStyle w:val="Compact"/>
+            </w:pPr>
+            <w:r>
+              <w:rPr>
+                <w:i/>
+                <w:iCs/>
+              </w:rPr>
+              <w:t xml:space="preserve">&lt;role&gt;</w:t>
+            </w:r>
           </w:p>
         </w:tc>
         <w:tc>
@@ -500,14 +534,28 @@
             <w:pPr>
               <w:pStyle w:val="Compact"/>
             </w:pPr>
-          </w:p>
-        </w:tc>
-        <w:tc>
-          <w:tcPr/>
-          <w:p>
-            <w:pPr>
-              <w:pStyle w:val="Compact"/>
-            </w:pPr>
+            <w:r>
+              <w:rPr>
+                <w:i/>
+                <w:iCs/>
+              </w:rPr>
+              <w:t xml:space="preserve">&lt;Member exit&gt;</w:t>
+            </w:r>
+          </w:p>
+        </w:tc>
+        <w:tc>
+          <w:tcPr/>
+          <w:p>
+            <w:pPr>
+              <w:pStyle w:val="Compact"/>
+            </w:pPr>
+            <w:r>
+              <w:rPr>
+                <w:i/>
+                <w:iCs/>
+              </w:rPr>
+              <w:t xml:space="preserve">&lt;role&gt;</w:t>
+            </w:r>
           </w:p>
         </w:tc>
         <w:tc>
@@ -533,14 +581,28 @@
             <w:pPr>
               <w:pStyle w:val="Compact"/>
             </w:pPr>
-          </w:p>
-        </w:tc>
-        <w:tc>
-          <w:tcPr/>
-          <w:p>
-            <w:pPr>
-              <w:pStyle w:val="Compact"/>
-            </w:pPr>
+            <w:r>
+              <w:rPr>
+                <w:i/>
+                <w:iCs/>
+              </w:rPr>
+              <w:t xml:space="preserve">&lt;Proposal publication&gt;</w:t>
+            </w:r>
+          </w:p>
+        </w:tc>
+        <w:tc>
+          <w:tcPr/>
+          <w:p>
+            <w:pPr>
+              <w:pStyle w:val="Compact"/>
+            </w:pPr>
+            <w:r>
+              <w:rPr>
+                <w:i/>
+                <w:iCs/>
+              </w:rPr>
+              <w:t xml:space="preserve">&lt;role&gt;</w:t>
+            </w:r>
           </w:p>
         </w:tc>
         <w:tc>
@@ -566,14 +628,28 @@
             <w:pPr>
               <w:pStyle w:val="Compact"/>
             </w:pPr>
-          </w:p>
-        </w:tc>
-        <w:tc>
-          <w:tcPr/>
-          <w:p>
-            <w:pPr>
-              <w:pStyle w:val="Compact"/>
-            </w:pPr>
+            <w:r>
+              <w:rPr>
+                <w:i/>
+                <w:iCs/>
+              </w:rPr>
+              <w:t xml:space="preserve">&lt;Contribution recording&gt;</w:t>
+            </w:r>
+          </w:p>
+        </w:tc>
+        <w:tc>
+          <w:tcPr/>
+          <w:p>
+            <w:pPr>
+              <w:pStyle w:val="Compact"/>
+            </w:pPr>
+            <w:r>
+              <w:rPr>
+                <w:i/>
+                <w:iCs/>
+              </w:rPr>
+              <w:t xml:space="preserve">&lt;role&gt;</w:t>
+            </w:r>
           </w:p>
         </w:tc>
         <w:tc>
@@ -599,14 +675,28 @@
             <w:pPr>
               <w:pStyle w:val="Compact"/>
             </w:pPr>
-          </w:p>
-        </w:tc>
-        <w:tc>
-          <w:tcPr/>
-          <w:p>
-            <w:pPr>
-              <w:pStyle w:val="Compact"/>
-            </w:pPr>
+            <w:r>
+              <w:rPr>
+                <w:i/>
+                <w:iCs/>
+              </w:rPr>
+              <w:t xml:space="preserve">&lt;Recurring meeting&gt;</w:t>
+            </w:r>
+          </w:p>
+        </w:tc>
+        <w:tc>
+          <w:tcPr/>
+          <w:p>
+            <w:pPr>
+              <w:pStyle w:val="Compact"/>
+            </w:pPr>
+            <w:r>
+              <w:rPr>
+                <w:i/>
+                <w:iCs/>
+              </w:rPr>
+              <w:t xml:space="preserve">&lt;facilitator&gt;</w:t>
+            </w:r>
           </w:p>
         </w:tc>
         <w:tc>
@@ -632,14 +722,28 @@
             <w:pPr>
               <w:pStyle w:val="Compact"/>
             </w:pPr>
-          </w:p>
-        </w:tc>
-        <w:tc>
-          <w:tcPr/>
-          <w:p>
-            <w:pPr>
-              <w:pStyle w:val="Compact"/>
-            </w:pPr>
+            <w:r>
+              <w:rPr>
+                <w:i/>
+                <w:iCs/>
+              </w:rPr>
+              <w:t xml:space="preserve">&lt;Treasury management&gt;</w:t>
+            </w:r>
+          </w:p>
+        </w:tc>
+        <w:tc>
+          <w:tcPr/>
+          <w:p>
+            <w:pPr>
+              <w:pStyle w:val="Compact"/>
+            </w:pPr>
+            <w:r>
+              <w:rPr>
+                <w:i/>
+                <w:iCs/>
+              </w:rPr>
+              <w:t xml:space="preserve">&lt;finance steward&gt;</w:t>
+            </w:r>
           </w:p>
         </w:tc>
         <w:tc>
@@ -665,14 +769,28 @@
             <w:pPr>
               <w:pStyle w:val="Compact"/>
             </w:pPr>
-          </w:p>
-        </w:tc>
-        <w:tc>
-          <w:tcPr/>
-          <w:p>
-            <w:pPr>
-              <w:pStyle w:val="Compact"/>
-            </w:pPr>
+            <w:r>
+              <w:rPr>
+                <w:i/>
+                <w:iCs/>
+              </w:rPr>
+              <w:t xml:space="preserve">&lt;Platform access review&gt;</w:t>
+            </w:r>
+          </w:p>
+        </w:tc>
+        <w:tc>
+          <w:tcPr/>
+          <w:p>
+            <w:pPr>
+              <w:pStyle w:val="Compact"/>
+            </w:pPr>
+            <w:r>
+              <w:rPr>
+                <w:i/>
+                <w:iCs/>
+              </w:rPr>
+              <w:t xml:space="preserve">&lt;infrastructure steward&gt;</w:t>
+            </w:r>
           </w:p>
         </w:tc>
         <w:tc>
@@ -781,8 +899,14 @@
     </w:p>
     <w:p>
       <w:pPr>
-        <w:pStyle w:val="BlockText"/>
-      </w:pPr>
+        <w:pStyle w:val="BodyText"/>
+      </w:pPr>
+      <w:r>
+        <w:t xml:space="preserve">&gt;</w:t>
+      </w:r>
+      <w:r>
+        <w:t xml:space="preserve"> </w:t>
+      </w:r>
       <w:r>
         <w:rPr>
           <w:b/>
@@ -790,13 +914,17 @@
         </w:rPr>
         <w:t xml:space="preserve">Rationale — Why cap temporary responsibilities</w:t>
       </w:r>
-    </w:p>
-    <w:p>
-      <w:pPr>
-        <w:pStyle w:val="BlockText"/>
-      </w:pPr>
-      <w:r>
-        <w:t xml:space="preserve">Ad-hoc tasks quietly calcify into permanent unpaid jobs — usually on whoever said yes once. A hard time-box and a forced review make the difference between</w:t>
+      <w:r>
+        <w:t xml:space="preserve"> </w:t>
+      </w:r>
+      <w:r>
+        <w:t xml:space="preserve">&gt;</w:t>
+      </w:r>
+      <w:r>
+        <w:t xml:space="preserve"> </w:t>
+      </w:r>
+      <w:r>
+        <w:t xml:space="preserve">&gt; Ad-hoc tasks quietly calcify into permanent unpaid jobs — usually on whoever said yes once. A hard time-box and a forced review make the difference between</w:t>
       </w:r>
       <w:r>
         <w:t xml:space="preserve"> </w:t>
@@ -819,8 +947,14 @@
     </w:p>
     <w:p>
       <w:pPr>
-        <w:pStyle w:val="BlockText"/>
-      </w:pPr>
+        <w:pStyle w:val="BodyText"/>
+      </w:pPr>
+      <w:r>
+        <w:t xml:space="preserve">&gt;</w:t>
+      </w:r>
+      <w:r>
+        <w:t xml:space="preserve"> </w:t>
+      </w:r>
       <w:r>
         <w:rPr>
           <w:b/>
@@ -828,18 +962,22 @@
         </w:rPr>
         <w:t xml:space="preserve">Instructions — How to fill this in</w:t>
       </w:r>
-    </w:p>
-    <w:p>
-      <w:pPr>
-        <w:pStyle w:val="BlockText"/>
-      </w:pPr>
-      <w:r>
-        <w:t xml:space="preserve">State that any temporary responsibility must be time-bounded at assignment, documented, reviewed before expiry, and either formalised or terminated.</w:t>
-      </w:r>
-    </w:p>
-    <w:p>
-      <w:pPr>
-        <w:pStyle w:val="FirstParagraph"/>
+      <w:r>
+        <w:t xml:space="preserve"> </w:t>
+      </w:r>
+      <w:r>
+        <w:t xml:space="preserve">&gt;</w:t>
+      </w:r>
+      <w:r>
+        <w:t xml:space="preserve"> </w:t>
+      </w:r>
+      <w:r>
+        <w:t xml:space="preserve">&gt; State that any temporary responsibility must be time-bounded at assignment, documented, reviewed before expiry, and either formalised or terminated.</w:t>
+      </w:r>
+    </w:p>
+    <w:p>
+      <w:pPr>
+        <w:pStyle w:val="BodyText"/>
       </w:pPr>
       <w:r>
         <w:t xml:space="preserve">When a task or responsibility is assigned temporarily, it must be:</w:t>
@@ -869,6 +1007,13 @@
           <w:numId w:val="1003"/>
         </w:numPr>
       </w:pPr>
+      <w:r>
+        <w:rPr>
+          <w:i/>
+          <w:iCs/>
+        </w:rPr>
+        <w:t xml:space="preserve">&lt;Documented as temporary at the time of assignment.&gt;</w:t>
+      </w:r>
     </w:p>
     <w:p>
       <w:pPr>
@@ -976,8 +1121,14 @@
     </w:p>
     <w:p>
       <w:pPr>
-        <w:pStyle w:val="BlockText"/>
-      </w:pPr>
+        <w:pStyle w:val="BodyText"/>
+      </w:pPr>
+      <w:r>
+        <w:t xml:space="preserve">&gt;</w:t>
+      </w:r>
+      <w:r>
+        <w:t xml:space="preserve"> </w:t>
+      </w:r>
       <w:r>
         <w:rPr>
           <w:b/>
@@ -985,13 +1136,17 @@
         </w:rPr>
         <w:t xml:space="preserve">Rationale — Why map handoffs explicitly</w:t>
       </w:r>
-    </w:p>
-    <w:p>
-      <w:pPr>
-        <w:pStyle w:val="BlockText"/>
-      </w:pPr>
-      <w:r>
-        <w:t xml:space="preserve">Most operational failures happen not inside a role but between roles — at the boundaries where work moves from one owner to the next. Naming the handoffs turns invisible dependencies into reviewable ones, and prevents</w:t>
+      <w:r>
+        <w:t xml:space="preserve"> </w:t>
+      </w:r>
+      <w:r>
+        <w:t xml:space="preserve">&gt;</w:t>
+      </w:r>
+      <w:r>
+        <w:t xml:space="preserve"> </w:t>
+      </w:r>
+      <w:r>
+        <w:t xml:space="preserve">&gt; Most operational failures happen not inside a role but between roles — at the boundaries where work moves from one owner to the next. Naming the handoffs turns invisible dependencies into reviewable ones, and prevents</w:t>
       </w:r>
       <w:r>
         <w:t xml:space="preserve"> </w:t>
@@ -1008,8 +1163,14 @@
     </w:p>
     <w:p>
       <w:pPr>
-        <w:pStyle w:val="BlockText"/>
-      </w:pPr>
+        <w:pStyle w:val="BodyText"/>
+      </w:pPr>
+      <w:r>
+        <w:t xml:space="preserve">&gt;</w:t>
+      </w:r>
+      <w:r>
+        <w:t xml:space="preserve"> </w:t>
+      </w:r>
       <w:r>
         <w:rPr>
           <w:b/>
@@ -1017,13 +1178,17 @@
         </w:rPr>
         <w:t xml:space="preserve">Instructions — How to fill this in</w:t>
       </w:r>
-    </w:p>
-    <w:p>
-      <w:pPr>
-        <w:pStyle w:val="BlockText"/>
-      </w:pPr>
-      <w:r>
-        <w:t xml:space="preserve">For each pair of roles that pass work to each other, name the handoff and the type of work transferred.</w:t>
+      <w:r>
+        <w:t xml:space="preserve"> </w:t>
+      </w:r>
+      <w:r>
+        <w:t xml:space="preserve">&gt;</w:t>
+      </w:r>
+      <w:r>
+        <w:t xml:space="preserve"> </w:t>
+      </w:r>
+      <w:r>
+        <w:t xml:space="preserve">&gt; For each pair of roles that pass work to each other, name the handoff and the type of work transferred.</w:t>
       </w:r>
     </w:p>
     <w:tbl>
@@ -1082,22 +1247,43 @@
             <w:pPr>
               <w:pStyle w:val="Compact"/>
             </w:pPr>
-          </w:p>
-        </w:tc>
-        <w:tc>
-          <w:tcPr/>
-          <w:p>
-            <w:pPr>
-              <w:pStyle w:val="Compact"/>
-            </w:pPr>
-          </w:p>
-        </w:tc>
-        <w:tc>
-          <w:tcPr/>
-          <w:p>
-            <w:pPr>
-              <w:pStyle w:val="Compact"/>
-            </w:pPr>
+            <w:r>
+              <w:rPr>
+                <w:i/>
+                <w:iCs/>
+              </w:rPr>
+              <w:t xml:space="preserve">&lt;role&gt;</w:t>
+            </w:r>
+          </w:p>
+        </w:tc>
+        <w:tc>
+          <w:tcPr/>
+          <w:p>
+            <w:pPr>
+              <w:pStyle w:val="Compact"/>
+            </w:pPr>
+            <w:r>
+              <w:rPr>
+                <w:i/>
+                <w:iCs/>
+              </w:rPr>
+              <w:t xml:space="preserve">&lt;role&gt;</w:t>
+            </w:r>
+          </w:p>
+        </w:tc>
+        <w:tc>
+          <w:tcPr/>
+          <w:p>
+            <w:pPr>
+              <w:pStyle w:val="Compact"/>
+            </w:pPr>
+            <w:r>
+              <w:rPr>
+                <w:i/>
+                <w:iCs/>
+              </w:rPr>
+              <w:t xml:space="preserve">&lt;what is handed off&gt;</w:t>
+            </w:r>
           </w:p>
         </w:tc>
       </w:tr>
@@ -1108,14 +1294,28 @@
             <w:pPr>
               <w:pStyle w:val="Compact"/>
             </w:pPr>
-          </w:p>
-        </w:tc>
-        <w:tc>
-          <w:tcPr/>
-          <w:p>
-            <w:pPr>
-              <w:pStyle w:val="Compact"/>
-            </w:pPr>
+            <w:r>
+              <w:rPr>
+                <w:i/>
+                <w:iCs/>
+              </w:rPr>
+              <w:t xml:space="preserve">&lt;role&gt;</w:t>
+            </w:r>
+          </w:p>
+        </w:tc>
+        <w:tc>
+          <w:tcPr/>
+          <w:p>
+            <w:pPr>
+              <w:pStyle w:val="Compact"/>
+            </w:pPr>
+            <w:r>
+              <w:rPr>
+                <w:i/>
+                <w:iCs/>
+              </w:rPr>
+              <w:t xml:space="preserve">&lt;role&gt;</w:t>
+            </w:r>
           </w:p>
         </w:tc>
         <w:tc>
@@ -1248,8 +1448,14 @@
     </w:p>
     <w:p>
       <w:pPr>
-        <w:pStyle w:val="BlockText"/>
-      </w:pPr>
+        <w:pStyle w:val="BodyText"/>
+      </w:pPr>
+      <w:r>
+        <w:t xml:space="preserve">&gt;</w:t>
+      </w:r>
+      <w:r>
+        <w:t xml:space="preserve"> </w:t>
+      </w:r>
       <w:r>
         <w:rPr>
           <w:b/>
@@ -1257,19 +1463,29 @@
         </w:rPr>
         <w:t xml:space="preserve">Rationale — Why make workload limits explicit</w:t>
       </w:r>
-    </w:p>
-    <w:p>
-      <w:pPr>
-        <w:pStyle w:val="BlockText"/>
-      </w:pPr>
-      <w:r>
-        <w:t xml:space="preserve">Unbounded coordination load is the default failure mode of volunteer communities — it quietly burns out the most committed members until they leave. Explicit, reviewable limits make capacity a shared concern rather than a private burden.</w:t>
-      </w:r>
-    </w:p>
-    <w:p>
-      <w:pPr>
-        <w:pStyle w:val="BlockText"/>
-      </w:pPr>
+      <w:r>
+        <w:t xml:space="preserve"> </w:t>
+      </w:r>
+      <w:r>
+        <w:t xml:space="preserve">&gt;</w:t>
+      </w:r>
+      <w:r>
+        <w:t xml:space="preserve"> </w:t>
+      </w:r>
+      <w:r>
+        <w:t xml:space="preserve">&gt; Unbounded coordination load is the default failure mode of volunteer communities — it quietly burns out the most committed members until they leave. Explicit, reviewable limits make capacity a shared concern rather than a private burden.</w:t>
+      </w:r>
+    </w:p>
+    <w:p>
+      <w:pPr>
+        <w:pStyle w:val="BodyText"/>
+      </w:pPr>
+      <w:r>
+        <w:t xml:space="preserve">&gt;</w:t>
+      </w:r>
+      <w:r>
+        <w:t xml:space="preserve"> </w:t>
+      </w:r>
       <w:r>
         <w:rPr>
           <w:b/>
@@ -1277,13 +1493,17 @@
         </w:rPr>
         <w:t xml:space="preserve">Instructions — How to fill this in</w:t>
       </w:r>
-    </w:p>
-    <w:p>
-      <w:pPr>
-        <w:pStyle w:val="BlockText"/>
-      </w:pPr>
-      <w:r>
-        <w:t xml:space="preserve">Set bounds on meeting load, role load, response-time expectations, and the path for renegotiating responsibilities.</w:t>
+      <w:r>
+        <w:t xml:space="preserve"> </w:t>
+      </w:r>
+      <w:r>
+        <w:t xml:space="preserve">&gt;</w:t>
+      </w:r>
+      <w:r>
+        <w:t xml:space="preserve"> </w:t>
+      </w:r>
+      <w:r>
+        <w:t xml:space="preserve">&gt; Set bounds on meeting load, role load, response-time expectations, and the path for renegotiating responsibilities.</w:t>
       </w:r>
     </w:p>
     <w:p>
@@ -1479,8 +1699,14 @@
     </w:p>
     <w:p>
       <w:pPr>
-        <w:pStyle w:val="BlockText"/>
-      </w:pPr>
+        <w:pStyle w:val="BodyText"/>
+      </w:pPr>
+      <w:r>
+        <w:t xml:space="preserve">&gt;</w:t>
+      </w:r>
+      <w:r>
+        <w:t xml:space="preserve"> </w:t>
+      </w:r>
       <w:r>
         <w:rPr>
           <w:b/>
@@ -1488,19 +1714,29 @@
         </w:rPr>
         <w:t xml:space="preserve">Rationale — Why plan for continuity now</w:t>
       </w:r>
-    </w:p>
-    <w:p>
-      <w:pPr>
-        <w:pStyle w:val="BlockText"/>
-      </w:pPr>
-      <w:r>
-        <w:t xml:space="preserve">A community that depends on one irreplaceable person is one illness, one conflict, or one exit away from collapse. Naming the single points of failure — honestly — and building handover into every role is what keeps the community surviving its founders.</w:t>
-      </w:r>
-    </w:p>
-    <w:p>
-      <w:pPr>
-        <w:pStyle w:val="BlockText"/>
-      </w:pPr>
+      <w:r>
+        <w:t xml:space="preserve"> </w:t>
+      </w:r>
+      <w:r>
+        <w:t xml:space="preserve">&gt;</w:t>
+      </w:r>
+      <w:r>
+        <w:t xml:space="preserve"> </w:t>
+      </w:r>
+      <w:r>
+        <w:t xml:space="preserve">&gt; A community that depends on one irreplaceable person is one illness, one conflict, or one exit away from collapse. Naming the single points of failure — honestly — and building handover into every role is what keeps the community surviving its founders.</w:t>
+      </w:r>
+    </w:p>
+    <w:p>
+      <w:pPr>
+        <w:pStyle w:val="BodyText"/>
+      </w:pPr>
+      <w:r>
+        <w:t xml:space="preserve">&gt;</w:t>
+      </w:r>
+      <w:r>
+        <w:t xml:space="preserve"> </w:t>
+      </w:r>
       <w:r>
         <w:rPr>
           <w:b/>
@@ -1508,13 +1744,17 @@
         </w:rPr>
         <w:t xml:space="preserve">Instructions — How to fill this in</w:t>
       </w:r>
-    </w:p>
-    <w:p>
-      <w:pPr>
-        <w:pStyle w:val="BlockText"/>
-      </w:pPr>
-      <w:r>
-        <w:t xml:space="preserve">Name current single points of failure honestly. State the handover requirement for each role and the cadence of continuity review.</w:t>
+      <w:r>
+        <w:t xml:space="preserve"> </w:t>
+      </w:r>
+      <w:r>
+        <w:t xml:space="preserve">&gt;</w:t>
+      </w:r>
+      <w:r>
+        <w:t xml:space="preserve"> </w:t>
+      </w:r>
+      <w:r>
+        <w:t xml:space="preserve">&gt; Name current single points of failure honestly. State the handover requirement for each role and the cadence of continuity review.</w:t>
       </w:r>
     </w:p>
     <w:p>
@@ -1684,8 +1924,14 @@
     </w:p>
     <w:p>
       <w:pPr>
-        <w:pStyle w:val="BlockText"/>
-      </w:pPr>
+        <w:pStyle w:val="BodyText"/>
+      </w:pPr>
+      <w:r>
+        <w:t xml:space="preserve">&gt;</w:t>
+      </w:r>
+      <w:r>
+        <w:t xml:space="preserve"> </w:t>
+      </w:r>
       <w:r>
         <w:rPr>
           <w:b/>
@@ -1693,19 +1939,29 @@
         </w:rPr>
         <w:t xml:space="preserve">Rationale — Why treat information access as a governance issue</w:t>
       </w:r>
-    </w:p>
-    <w:p>
-      <w:pPr>
-        <w:pStyle w:val="BlockText"/>
-      </w:pPr>
-      <w:r>
-        <w:t xml:space="preserve">Whoever controls access to information controls the community, whether they mean to or not. Making access rules explicit — and disallowing sole points of access — is what prevents informal gatekeepers from accumulating the kind of power the governance system is supposed to check.</w:t>
-      </w:r>
-    </w:p>
-    <w:p>
-      <w:pPr>
-        <w:pStyle w:val="BlockText"/>
-      </w:pPr>
+      <w:r>
+        <w:t xml:space="preserve"> </w:t>
+      </w:r>
+      <w:r>
+        <w:t xml:space="preserve">&gt;</w:t>
+      </w:r>
+      <w:r>
+        <w:t xml:space="preserve"> </w:t>
+      </w:r>
+      <w:r>
+        <w:t xml:space="preserve">&gt; Whoever controls access to information controls the community, whether they mean to or not. Making access rules explicit — and disallowing sole points of access — is what prevents informal gatekeepers from accumulating the kind of power the governance system is supposed to check.</w:t>
+      </w:r>
+    </w:p>
+    <w:p>
+      <w:pPr>
+        <w:pStyle w:val="BodyText"/>
+      </w:pPr>
+      <w:r>
+        <w:t xml:space="preserve">&gt;</w:t>
+      </w:r>
+      <w:r>
+        <w:t xml:space="preserve"> </w:t>
+      </w:r>
       <w:r>
         <w:rPr>
           <w:b/>
@@ -1713,13 +1969,17 @@
         </w:rPr>
         <w:t xml:space="preserve">Instructions — How to fill this in</w:t>
       </w:r>
-    </w:p>
-    <w:p>
-      <w:pPr>
-        <w:pStyle w:val="BlockText"/>
-      </w:pPr>
-      <w:r>
-        <w:t xml:space="preserve">State which records are open to all Full Members, the response window for information requests, and the rule against sole points of access for governance-relevant information.</w:t>
+      <w:r>
+        <w:t xml:space="preserve"> </w:t>
+      </w:r>
+      <w:r>
+        <w:t xml:space="preserve">&gt;</w:t>
+      </w:r>
+      <w:r>
+        <w:t xml:space="preserve"> </w:t>
+      </w:r>
+      <w:r>
+        <w:t xml:space="preserve">&gt; State which records are open to all Full Members, the response window for information requests, and the rule against sole points of access for governance-relevant information.</w:t>
       </w:r>
     </w:p>
     <w:p>
@@ -1730,6 +1990,13 @@
           <w:numId w:val="1006"/>
         </w:numPr>
       </w:pPr>
+      <w:r>
+        <w:rPr>
+          <w:i/>
+          <w:iCs/>
+        </w:rPr>
+        <w:t xml:space="preserve">&lt;Governance decisions accessible to all Full Members.&gt;</w:t>
+      </w:r>
     </w:p>
     <w:p>
       <w:pPr>
@@ -1739,6 +2006,13 @@
           <w:numId w:val="1006"/>
         </w:numPr>
       </w:pPr>
+      <w:r>
+        <w:rPr>
+          <w:i/>
+          <w:iCs/>
+        </w:rPr>
+        <w:t xml:space="preserve">&lt;Meeting notes published within X hours.&gt;</w:t>
+      </w:r>
     </w:p>
     <w:p>
       <w:pPr>
@@ -1748,6 +2022,13 @@
           <w:numId w:val="1006"/>
         </w:numPr>
       </w:pPr>
+      <w:r>
+        <w:rPr>
+          <w:i/>
+          <w:iCs/>
+        </w:rPr>
+        <w:t xml:space="preserve">&lt;Membership state and role assignments accessible.&gt;</w:t>
+      </w:r>
     </w:p>
     <w:p>
       <w:pPr>
@@ -1757,6 +2038,13 @@
           <w:numId w:val="1006"/>
         </w:numPr>
       </w:pPr>
+      <w:r>
+        <w:rPr>
+          <w:i/>
+          <w:iCs/>
+        </w:rPr>
+        <w:t xml:space="preserve">&lt;Contribution records accessible.&gt;</w:t>
+      </w:r>
     </w:p>
     <w:p>
       <w:pPr>
@@ -1766,6 +2054,13 @@
           <w:numId w:val="1006"/>
         </w:numPr>
       </w:pPr>
+      <w:r>
+        <w:rPr>
+          <w:i/>
+          <w:iCs/>
+        </w:rPr>
+        <w:t xml:space="preserve">&lt;Information request response window.&gt;</w:t>
+      </w:r>
     </w:p>
     <w:p>
       <w:pPr>
@@ -1791,6 +2086,13 @@
           <w:numId w:val="1006"/>
         </w:numPr>
       </w:pPr>
+      <w:r>
+        <w:rPr>
+          <w:i/>
+          <w:iCs/>
+        </w:rPr>
+        <w:t xml:space="preserve">&lt;No role or individual may be the sole point of access for information required by other role holders.&gt;</w:t>
+      </w:r>
     </w:p>
     <w:p>
       <w:r>
@@ -1888,8 +2190,14 @@
     </w:p>
     <w:p>
       <w:pPr>
-        <w:pStyle w:val="BlockText"/>
-      </w:pPr>
+        <w:pStyle w:val="BodyText"/>
+      </w:pPr>
+      <w:r>
+        <w:t xml:space="preserve">&gt;</w:t>
+      </w:r>
+      <w:r>
+        <w:t xml:space="preserve"> </w:t>
+      </w:r>
       <w:r>
         <w:rPr>
           <w:b/>
@@ -1897,19 +2205,29 @@
         </w:rPr>
         <w:t xml:space="preserve">Rationale — Why name where every document lives</w:t>
       </w:r>
-    </w:p>
-    <w:p>
-      <w:pPr>
-        <w:pStyle w:val="BlockText"/>
-      </w:pPr>
-      <w:r>
-        <w:t xml:space="preserve">If no one can say where the canonical version of something lives, there is no canonical version. Naming the location, owner, and review cadence for each document type is what makes the community’s memory auditable rather than folkloric.</w:t>
-      </w:r>
-    </w:p>
-    <w:p>
-      <w:pPr>
-        <w:pStyle w:val="BlockText"/>
-      </w:pPr>
+      <w:r>
+        <w:t xml:space="preserve"> </w:t>
+      </w:r>
+      <w:r>
+        <w:t xml:space="preserve">&gt;</w:t>
+      </w:r>
+      <w:r>
+        <w:t xml:space="preserve"> </w:t>
+      </w:r>
+      <w:r>
+        <w:t xml:space="preserve">&gt; If no one can say where the canonical version of something lives, there is no canonical version. Naming the location, owner, and review cadence for each document type is what makes the community’s memory auditable rather than folkloric.</w:t>
+      </w:r>
+    </w:p>
+    <w:p>
+      <w:pPr>
+        <w:pStyle w:val="BodyText"/>
+      </w:pPr>
+      <w:r>
+        <w:t xml:space="preserve">&gt;</w:t>
+      </w:r>
+      <w:r>
+        <w:t xml:space="preserve"> </w:t>
+      </w:r>
       <w:r>
         <w:rPr>
           <w:b/>
@@ -1917,13 +2235,17 @@
         </w:rPr>
         <w:t xml:space="preserve">Instructions — How to fill this in</w:t>
       </w:r>
-    </w:p>
-    <w:p>
-      <w:pPr>
-        <w:pStyle w:val="BlockText"/>
-      </w:pPr>
-      <w:r>
-        <w:t xml:space="preserve">For each document type, name the canonical location, the owner, and the review cadence.</w:t>
+      <w:r>
+        <w:t xml:space="preserve"> </w:t>
+      </w:r>
+      <w:r>
+        <w:t xml:space="preserve">&gt;</w:t>
+      </w:r>
+      <w:r>
+        <w:t xml:space="preserve"> </w:t>
+      </w:r>
+      <w:r>
+        <w:t xml:space="preserve">&gt; For each document type, name the canonical location, the owner, and the review cadence.</w:t>
       </w:r>
     </w:p>
     <w:tbl>
@@ -1994,30 +2316,58 @@
             <w:pPr>
               <w:pStyle w:val="Compact"/>
             </w:pPr>
-          </w:p>
-        </w:tc>
-        <w:tc>
-          <w:tcPr/>
-          <w:p>
-            <w:pPr>
-              <w:pStyle w:val="Compact"/>
-            </w:pPr>
-          </w:p>
-        </w:tc>
-        <w:tc>
-          <w:tcPr/>
-          <w:p>
-            <w:pPr>
-              <w:pStyle w:val="Compact"/>
-            </w:pPr>
-          </w:p>
-        </w:tc>
-        <w:tc>
-          <w:tcPr/>
-          <w:p>
-            <w:pPr>
-              <w:pStyle w:val="Compact"/>
-            </w:pPr>
+            <w:r>
+              <w:rPr>
+                <w:i/>
+                <w:iCs/>
+              </w:rPr>
+              <w:t xml:space="preserve">&lt;RCOS artifacts&gt;</w:t>
+            </w:r>
+          </w:p>
+        </w:tc>
+        <w:tc>
+          <w:tcPr/>
+          <w:p>
+            <w:pPr>
+              <w:pStyle w:val="Compact"/>
+            </w:pPr>
+            <w:r>
+              <w:rPr>
+                <w:i/>
+                <w:iCs/>
+              </w:rPr>
+              <w:t xml:space="preserve">&lt;location&gt;</w:t>
+            </w:r>
+          </w:p>
+        </w:tc>
+        <w:tc>
+          <w:tcPr/>
+          <w:p>
+            <w:pPr>
+              <w:pStyle w:val="Compact"/>
+            </w:pPr>
+            <w:r>
+              <w:rPr>
+                <w:i/>
+                <w:iCs/>
+              </w:rPr>
+              <w:t xml:space="preserve">&lt;owner&gt;</w:t>
+            </w:r>
+          </w:p>
+        </w:tc>
+        <w:tc>
+          <w:tcPr/>
+          <w:p>
+            <w:pPr>
+              <w:pStyle w:val="Compact"/>
+            </w:pPr>
+            <w:r>
+              <w:rPr>
+                <w:i/>
+                <w:iCs/>
+              </w:rPr>
+              <w:t xml:space="preserve">&lt;cadence&gt;</w:t>
+            </w:r>
           </w:p>
         </w:tc>
       </w:tr>
@@ -2028,30 +2378,58 @@
             <w:pPr>
               <w:pStyle w:val="Compact"/>
             </w:pPr>
-          </w:p>
-        </w:tc>
-        <w:tc>
-          <w:tcPr/>
-          <w:p>
-            <w:pPr>
-              <w:pStyle w:val="Compact"/>
-            </w:pPr>
-          </w:p>
-        </w:tc>
-        <w:tc>
-          <w:tcPr/>
-          <w:p>
-            <w:pPr>
-              <w:pStyle w:val="Compact"/>
-            </w:pPr>
-          </w:p>
-        </w:tc>
-        <w:tc>
-          <w:tcPr/>
-          <w:p>
-            <w:pPr>
-              <w:pStyle w:val="Compact"/>
-            </w:pPr>
+            <w:r>
+              <w:rPr>
+                <w:i/>
+                <w:iCs/>
+              </w:rPr>
+              <w:t xml:space="preserve">&lt;Member registry&gt;</w:t>
+            </w:r>
+          </w:p>
+        </w:tc>
+        <w:tc>
+          <w:tcPr/>
+          <w:p>
+            <w:pPr>
+              <w:pStyle w:val="Compact"/>
+            </w:pPr>
+            <w:r>
+              <w:rPr>
+                <w:i/>
+                <w:iCs/>
+              </w:rPr>
+              <w:t xml:space="preserve">&lt;location&gt;</w:t>
+            </w:r>
+          </w:p>
+        </w:tc>
+        <w:tc>
+          <w:tcPr/>
+          <w:p>
+            <w:pPr>
+              <w:pStyle w:val="Compact"/>
+            </w:pPr>
+            <w:r>
+              <w:rPr>
+                <w:i/>
+                <w:iCs/>
+              </w:rPr>
+              <w:t xml:space="preserve">&lt;owner&gt;</w:t>
+            </w:r>
+          </w:p>
+        </w:tc>
+        <w:tc>
+          <w:tcPr/>
+          <w:p>
+            <w:pPr>
+              <w:pStyle w:val="Compact"/>
+            </w:pPr>
+            <w:r>
+              <w:rPr>
+                <w:i/>
+                <w:iCs/>
+              </w:rPr>
+              <w:t xml:space="preserve">&lt;cadence&gt;</w:t>
+            </w:r>
           </w:p>
         </w:tc>
       </w:tr>
@@ -2062,30 +2440,58 @@
             <w:pPr>
               <w:pStyle w:val="Compact"/>
             </w:pPr>
-          </w:p>
-        </w:tc>
-        <w:tc>
-          <w:tcPr/>
-          <w:p>
-            <w:pPr>
-              <w:pStyle w:val="Compact"/>
-            </w:pPr>
-          </w:p>
-        </w:tc>
-        <w:tc>
-          <w:tcPr/>
-          <w:p>
-            <w:pPr>
-              <w:pStyle w:val="Compact"/>
-            </w:pPr>
-          </w:p>
-        </w:tc>
-        <w:tc>
-          <w:tcPr/>
-          <w:p>
-            <w:pPr>
-              <w:pStyle w:val="Compact"/>
-            </w:pPr>
+            <w:r>
+              <w:rPr>
+                <w:i/>
+                <w:iCs/>
+              </w:rPr>
+              <w:t xml:space="preserve">&lt;Meeting notes&gt;</w:t>
+            </w:r>
+          </w:p>
+        </w:tc>
+        <w:tc>
+          <w:tcPr/>
+          <w:p>
+            <w:pPr>
+              <w:pStyle w:val="Compact"/>
+            </w:pPr>
+            <w:r>
+              <w:rPr>
+                <w:i/>
+                <w:iCs/>
+              </w:rPr>
+              <w:t xml:space="preserve">&lt;location&gt;</w:t>
+            </w:r>
+          </w:p>
+        </w:tc>
+        <w:tc>
+          <w:tcPr/>
+          <w:p>
+            <w:pPr>
+              <w:pStyle w:val="Compact"/>
+            </w:pPr>
+            <w:r>
+              <w:rPr>
+                <w:i/>
+                <w:iCs/>
+              </w:rPr>
+              <w:t xml:space="preserve">&lt;owner&gt;</w:t>
+            </w:r>
+          </w:p>
+        </w:tc>
+        <w:tc>
+          <w:tcPr/>
+          <w:p>
+            <w:pPr>
+              <w:pStyle w:val="Compact"/>
+            </w:pPr>
+            <w:r>
+              <w:rPr>
+                <w:i/>
+                <w:iCs/>
+              </w:rPr>
+              <w:t xml:space="preserve">&lt;cadence&gt;</w:t>
+            </w:r>
           </w:p>
         </w:tc>
       </w:tr>
@@ -2096,30 +2502,58 @@
             <w:pPr>
               <w:pStyle w:val="Compact"/>
             </w:pPr>
-          </w:p>
-        </w:tc>
-        <w:tc>
-          <w:tcPr/>
-          <w:p>
-            <w:pPr>
-              <w:pStyle w:val="Compact"/>
-            </w:pPr>
-          </w:p>
-        </w:tc>
-        <w:tc>
-          <w:tcPr/>
-          <w:p>
-            <w:pPr>
-              <w:pStyle w:val="Compact"/>
-            </w:pPr>
-          </w:p>
-        </w:tc>
-        <w:tc>
-          <w:tcPr/>
-          <w:p>
-            <w:pPr>
-              <w:pStyle w:val="Compact"/>
-            </w:pPr>
+            <w:r>
+              <w:rPr>
+                <w:i/>
+                <w:iCs/>
+              </w:rPr>
+              <w:t xml:space="preserve">&lt;Governance proposals&gt;</w:t>
+            </w:r>
+          </w:p>
+        </w:tc>
+        <w:tc>
+          <w:tcPr/>
+          <w:p>
+            <w:pPr>
+              <w:pStyle w:val="Compact"/>
+            </w:pPr>
+            <w:r>
+              <w:rPr>
+                <w:i/>
+                <w:iCs/>
+              </w:rPr>
+              <w:t xml:space="preserve">&lt;location&gt;</w:t>
+            </w:r>
+          </w:p>
+        </w:tc>
+        <w:tc>
+          <w:tcPr/>
+          <w:p>
+            <w:pPr>
+              <w:pStyle w:val="Compact"/>
+            </w:pPr>
+            <w:r>
+              <w:rPr>
+                <w:i/>
+                <w:iCs/>
+              </w:rPr>
+              <w:t xml:space="preserve">&lt;owner&gt;</w:t>
+            </w:r>
+          </w:p>
+        </w:tc>
+        <w:tc>
+          <w:tcPr/>
+          <w:p>
+            <w:pPr>
+              <w:pStyle w:val="Compact"/>
+            </w:pPr>
+            <w:r>
+              <w:rPr>
+                <w:i/>
+                <w:iCs/>
+              </w:rPr>
+              <w:t xml:space="preserve">&lt;cadence&gt;</w:t>
+            </w:r>
           </w:p>
         </w:tc>
       </w:tr>
@@ -2130,30 +2564,58 @@
             <w:pPr>
               <w:pStyle w:val="Compact"/>
             </w:pPr>
-          </w:p>
-        </w:tc>
-        <w:tc>
-          <w:tcPr/>
-          <w:p>
-            <w:pPr>
-              <w:pStyle w:val="Compact"/>
-            </w:pPr>
-          </w:p>
-        </w:tc>
-        <w:tc>
-          <w:tcPr/>
-          <w:p>
-            <w:pPr>
-              <w:pStyle w:val="Compact"/>
-            </w:pPr>
-          </w:p>
-        </w:tc>
-        <w:tc>
-          <w:tcPr/>
-          <w:p>
-            <w:pPr>
-              <w:pStyle w:val="Compact"/>
-            </w:pPr>
+            <w:r>
+              <w:rPr>
+                <w:i/>
+                <w:iCs/>
+              </w:rPr>
+              <w:t xml:space="preserve">&lt;Contribution records&gt;</w:t>
+            </w:r>
+          </w:p>
+        </w:tc>
+        <w:tc>
+          <w:tcPr/>
+          <w:p>
+            <w:pPr>
+              <w:pStyle w:val="Compact"/>
+            </w:pPr>
+            <w:r>
+              <w:rPr>
+                <w:i/>
+                <w:iCs/>
+              </w:rPr>
+              <w:t xml:space="preserve">&lt;location&gt;</w:t>
+            </w:r>
+          </w:p>
+        </w:tc>
+        <w:tc>
+          <w:tcPr/>
+          <w:p>
+            <w:pPr>
+              <w:pStyle w:val="Compact"/>
+            </w:pPr>
+            <w:r>
+              <w:rPr>
+                <w:i/>
+                <w:iCs/>
+              </w:rPr>
+              <w:t xml:space="preserve">&lt;owner&gt;</w:t>
+            </w:r>
+          </w:p>
+        </w:tc>
+        <w:tc>
+          <w:tcPr/>
+          <w:p>
+            <w:pPr>
+              <w:pStyle w:val="Compact"/>
+            </w:pPr>
+            <w:r>
+              <w:rPr>
+                <w:i/>
+                <w:iCs/>
+              </w:rPr>
+              <w:t xml:space="preserve">&lt;cadence&gt;</w:t>
+            </w:r>
           </w:p>
         </w:tc>
       </w:tr>
@@ -2193,6 +2655,9 @@
       <w:r>
         <w:t xml:space="preserve"> </w:t>
       </w:r>
+      <w:r>
+        <w:t xml:space="preserve">&lt;YYYY-MM-DD&gt;</w:t>
+      </w:r>
     </w:p>
     <w:p>
       <w:pPr>
@@ -2234,6 +2699,9 @@
       <w:r>
         <w:t xml:space="preserve"> </w:t>
       </w:r>
+      <w:r>
+        <w:t xml:space="preserve">&lt;version&gt;</w:t>
+      </w:r>
     </w:p>
     <w:p>
       <w:pPr>
@@ -2252,6 +2720,9 @@
       </w:r>
       <w:r>
         <w:t xml:space="preserve"> </w:t>
+      </w:r>
+      <w:r>
+        <w:t xml:space="preserve">&lt;link to decision record&gt;</w:t>
       </w:r>
     </w:p>
     <w:bookmarkEnd w:id="27"/>

--- a/static/downloads/en/docx/layer-5/operations-manual.docx
+++ b/static/downloads/en/docx/layer-5/operations-manual.docx
@@ -59,7 +59,7 @@
         <w:t xml:space="preserve">RCOS — Regenerative Community Operating System</w:t>
       </w:r>
     </w:p>
-    <w:bookmarkStart w:id="28" w:name="operations-manual"/>
+    <w:bookmarkStart w:id="29" w:name="operations-manual"/>
     <w:p>
       <w:pPr>
         <w:pStyle w:val="Heading1"/>
@@ -87,7 +87,7 @@
         <w:t xml:space="preserve"> </w:t>
       </w:r>
       <w:r>
-        <w:t xml:space="preserve">2026-07-07</w:t>
+        <w:t xml:space="preserve">2026-08-31</w:t>
       </w:r>
     </w:p>
     <w:p>
@@ -1435,6 +1435,30 @@
         </w:rPr>
         <w:t xml:space="preserve"> </w:t>
       </w:r>
+      <w:hyperlink r:id="rId16">
+        <w:r>
+          <w:rPr>
+            <w:rStyle w:val="Hyperlink"/>
+            <w:i/>
+            <w:iCs/>
+          </w:rPr>
+          <w:t xml:space="preserve">7.4.4</w:t>
+        </w:r>
+      </w:hyperlink>
+      <w:r>
+        <w:rPr>
+          <w:i/>
+          <w:iCs/>
+        </w:rPr>
+        <w:t xml:space="preserve">,</w:t>
+      </w:r>
+      <w:r>
+        <w:rPr>
+          <w:i/>
+          <w:iCs/>
+        </w:rPr>
+        <w:t xml:space="preserve"> </w:t>
+      </w:r>
       <w:hyperlink r:id="rId19">
         <w:r>
           <w:rPr>
@@ -1610,6 +1634,32 @@
         <w:t xml:space="preserve">&lt;process for redistributing responsibilities; resolution window.&gt;</w:t>
       </w:r>
     </w:p>
+    <w:p>
+      <w:pPr>
+        <w:pStyle w:val="Compact"/>
+        <w:numPr>
+          <w:ilvl w:val="0"/>
+          <w:numId w:val="1004"/>
+        </w:numPr>
+      </w:pPr>
+      <w:r>
+        <w:rPr>
+          <w:b/>
+          <w:bCs/>
+        </w:rPr>
+        <w:t xml:space="preserve">Persistent overload:</w:t>
+      </w:r>
+      <w:r>
+        <w:t xml:space="preserve"> </w:t>
+      </w:r>
+      <w:r>
+        <w:rPr>
+          <w:i/>
+          <w:iCs/>
+        </w:rPr>
+        <w:t xml:space="preserve">&lt;how persistent overload, burnout risk, chronic non-participation, or dependency on over-functioning individuals is detected, and how it is routed into the Layer 4 review or repair process.&gt;</w:t>
+      </w:r>
+    </w:p>
     <w:bookmarkEnd w:id="23"/>
     <w:bookmarkStart w:id="24" w:name="operational-continuity"/>
     <w:p>
@@ -2102,7 +2152,7 @@
       </w:r>
     </w:p>
     <w:bookmarkEnd w:id="25"/>
-    <w:bookmarkStart w:id="26" w:name="Xbcea9955e29161af1f8c603d96e24f872fdf64a"/>
+    <w:bookmarkStart w:id="27" w:name="Xbcea9955e29161af1f8c603d96e24f872fdf64a"/>
     <w:p>
       <w:pPr>
         <w:pStyle w:val="Heading2"/>
@@ -2185,6 +2235,30 @@
             <w:iCs/>
           </w:rPr>
           <w:t xml:space="preserve">7.3.3</w:t>
+        </w:r>
+      </w:hyperlink>
+      <w:r>
+        <w:rPr>
+          <w:i/>
+          <w:iCs/>
+        </w:rPr>
+        <w:t xml:space="preserve">,</w:t>
+      </w:r>
+      <w:r>
+        <w:rPr>
+          <w:i/>
+          <w:iCs/>
+        </w:rPr>
+        <w:t xml:space="preserve"> </w:t>
+      </w:r>
+      <w:hyperlink r:id="rId26">
+        <w:r>
+          <w:rPr>
+            <w:rStyle w:val="Hyperlink"/>
+            <w:i/>
+            <w:iCs/>
+          </w:rPr>
+          <w:t xml:space="preserve">7.8.1</w:t>
         </w:r>
       </w:hyperlink>
     </w:p>
@@ -2627,8 +2701,8 @@
         </w:pict>
       </w:r>
     </w:p>
-    <w:bookmarkEnd w:id="26"/>
-    <w:bookmarkStart w:id="27" w:name="ratification-record"/>
+    <w:bookmarkEnd w:id="27"/>
+    <w:bookmarkStart w:id="28" w:name="ratification-record"/>
     <w:p>
       <w:pPr>
         <w:pStyle w:val="Heading2"/>
@@ -2725,8 +2799,8 @@
         <w:t xml:space="preserve">&lt;link to decision record&gt;</w:t>
       </w:r>
     </w:p>
-    <w:bookmarkEnd w:id="27"/>
     <w:bookmarkEnd w:id="28"/>
+    <w:bookmarkEnd w:id="29"/>
     <w:sectPr>
       <w:footnotePr>
         <w:numRestart w:val="eachSect"/>
